--- a/tillsyn/A 45279-2025 tillsynsbegäran.docx
+++ b/tillsyn/A 45279-2025 tillsynsbegäran.docx
@@ -393,7 +393,7 @@
     <w:r>
       <w:tab/>
       <w:tab/>
-      <w:t>2026-05-16</w:t>
+      <w:t>2026-05-17</w:t>
       <w:br/>
       <w:br/>
     </w:r>

--- a/tillsyn/A 45279-2025 tillsynsbegäran.docx
+++ b/tillsyn/A 45279-2025 tillsynsbegäran.docx
@@ -393,7 +393,7 @@
     <w:r>
       <w:tab/>
       <w:tab/>
-      <w:t>2026-05-17</w:t>
+      <w:t>2026-05-18</w:t>
       <w:br/>
       <w:br/>
     </w:r>

--- a/tillsyn/A 45279-2025 tillsynsbegäran.docx
+++ b/tillsyn/A 45279-2025 tillsynsbegäran.docx
@@ -393,7 +393,7 @@
     <w:r>
       <w:tab/>
       <w:tab/>
-      <w:t>2026-05-18</w:t>
+      <w:t>2026-05-19</w:t>
       <w:br/>
       <w:br/>
     </w:r>

--- a/tillsyn/A 45279-2025 tillsynsbegäran.docx
+++ b/tillsyn/A 45279-2025 tillsynsbegäran.docx
@@ -393,7 +393,7 @@
     <w:r>
       <w:tab/>
       <w:tab/>
-      <w:t>2026-05-19</w:t>
+      <w:t>2026-05-20</w:t>
       <w:br/>
       <w:br/>
     </w:r>

--- a/tillsyn/A 45279-2025 tillsynsbegäran.docx
+++ b/tillsyn/A 45279-2025 tillsynsbegäran.docx
@@ -393,7 +393,7 @@
     <w:r>
       <w:tab/>
       <w:tab/>
-      <w:t>2026-05-20</w:t>
+      <w:t>2026-05-21</w:t>
       <w:br/>
       <w:br/>
     </w:r>

--- a/tillsyn/A 45279-2025 tillsynsbegäran.docx
+++ b/tillsyn/A 45279-2025 tillsynsbegäran.docx
@@ -393,7 +393,7 @@
     <w:r>
       <w:tab/>
       <w:tab/>
-      <w:t>2026-05-21</w:t>
+      <w:t>2026-05-22</w:t>
       <w:br/>
       <w:br/>
     </w:r>

--- a/tillsyn/A 45279-2025 tillsynsbegäran.docx
+++ b/tillsyn/A 45279-2025 tillsynsbegäran.docx
@@ -35,7 +35,7 @@
     </w:p>
     <w:p>
       <w:r>
-        <w:t>I avverkningsanmälan har följande 2 naturvårdsarter hittats: garnlav (NT) och spillkråka (NT, §4). Av dessa är 2 rödlistade. För rödlistade arter har rödlistekategorin angivits inom parentes. För fridlysta arter anges även paragrafen i Artskyddsförordningen som arten är fridlyst enligt.</w:t>
+        <w:t>I avverkningsanmälan har följande 3 naturvårdsarter hittats: garnlav (NT), spillkråka (NT, §4) och orre (§4). Av dessa är 2 rödlistade. För rödlistade arter har rödlistekategorin angivits inom parentes. För fridlysta arter anges även paragrafen i Artskyddsförordningen som arten är fridlyst enligt.</w:t>
       </w:r>
     </w:p>
     <w:p>
@@ -129,7 +129,7 @@
     </w:p>
     <w:p>
       <w:r>
-        <w:t>Följande fridlysta arter har sina livsmiljöer och växtplatser i den avverkningsanmälda skogen: spillkråka (NT, §4).</w:t>
+        <w:t>Följande fridlysta arter har sina livsmiljöer och växtplatser i den avverkningsanmälda skogen: spillkråka (NT, §4) och orre (§4).</w:t>
       </w:r>
     </w:p>
     <w:p>
@@ -393,7 +393,7 @@
     <w:r>
       <w:tab/>
       <w:tab/>
-      <w:t>2026-05-22</w:t>
+      <w:t>2026-05-23</w:t>
       <w:br/>
       <w:br/>
     </w:r>

--- a/tillsyn/A 45279-2025 tillsynsbegäran.docx
+++ b/tillsyn/A 45279-2025 tillsynsbegäran.docx
@@ -393,7 +393,7 @@
     <w:r>
       <w:tab/>
       <w:tab/>
-      <w:t>2026-05-23</w:t>
+      <w:t>2026-05-24</w:t>
       <w:br/>
       <w:br/>
     </w:r>

--- a/tillsyn/A 45279-2025 tillsynsbegäran.docx
+++ b/tillsyn/A 45279-2025 tillsynsbegäran.docx
@@ -393,7 +393,7 @@
     <w:r>
       <w:tab/>
       <w:tab/>
-      <w:t>2026-05-24</w:t>
+      <w:t>2026-05-25</w:t>
       <w:br/>
       <w:br/>
     </w:r>

--- a/tillsyn/A 45279-2025 tillsynsbegäran.docx
+++ b/tillsyn/A 45279-2025 tillsynsbegäran.docx
@@ -393,7 +393,7 @@
     <w:r>
       <w:tab/>
       <w:tab/>
-      <w:t>2026-05-25</w:t>
+      <w:t>2026-05-26</w:t>
       <w:br/>
       <w:br/>
     </w:r>

--- a/tillsyn/A 45279-2025 tillsynsbegäran.docx
+++ b/tillsyn/A 45279-2025 tillsynsbegäran.docx
@@ -393,7 +393,7 @@
     <w:r>
       <w:tab/>
       <w:tab/>
-      <w:t>2026-05-26</w:t>
+      <w:t>2026-05-27</w:t>
       <w:br/>
       <w:br/>
     </w:r>

--- a/tillsyn/A 45279-2025 tillsynsbegäran.docx
+++ b/tillsyn/A 45279-2025 tillsynsbegäran.docx
@@ -393,7 +393,7 @@
     <w:r>
       <w:tab/>
       <w:tab/>
-      <w:t>2026-05-27</w:t>
+      <w:t>2026-05-28</w:t>
       <w:br/>
       <w:br/>
     </w:r>

--- a/tillsyn/A 45279-2025 tillsynsbegäran.docx
+++ b/tillsyn/A 45279-2025 tillsynsbegäran.docx
@@ -393,7 +393,7 @@
     <w:r>
       <w:tab/>
       <w:tab/>
-      <w:t>2026-05-28</w:t>
+      <w:t>2026-05-29</w:t>
       <w:br/>
       <w:br/>
     </w:r>

--- a/tillsyn/A 45279-2025 tillsynsbegäran.docx
+++ b/tillsyn/A 45279-2025 tillsynsbegäran.docx
@@ -393,7 +393,7 @@
     <w:r>
       <w:tab/>
       <w:tab/>
-      <w:t>2026-05-29</w:t>
+      <w:t>2026-05-30</w:t>
       <w:br/>
       <w:br/>
     </w:r>

--- a/tillsyn/A 45279-2025 tillsynsbegäran.docx
+++ b/tillsyn/A 45279-2025 tillsynsbegäran.docx
@@ -393,7 +393,7 @@
     <w:r>
       <w:tab/>
       <w:tab/>
-      <w:t>2026-05-30</w:t>
+      <w:t>2026-05-31</w:t>
       <w:br/>
       <w:br/>
     </w:r>

--- a/tillsyn/A 45279-2025 tillsynsbegäran.docx
+++ b/tillsyn/A 45279-2025 tillsynsbegäran.docx
@@ -393,7 +393,7 @@
     <w:r>
       <w:tab/>
       <w:tab/>
-      <w:t>2026-05-31</w:t>
+      <w:t>2026-06-01</w:t>
       <w:br/>
       <w:br/>
     </w:r>

--- a/tillsyn/A 45279-2025 tillsynsbegäran.docx
+++ b/tillsyn/A 45279-2025 tillsynsbegäran.docx
@@ -393,7 +393,7 @@
     <w:r>
       <w:tab/>
       <w:tab/>
-      <w:t>2026-06-01</w:t>
+      <w:t>2026-06-02</w:t>
       <w:br/>
       <w:br/>
     </w:r>

--- a/tillsyn/A 45279-2025 tillsynsbegäran.docx
+++ b/tillsyn/A 45279-2025 tillsynsbegäran.docx
@@ -393,7 +393,7 @@
     <w:r>
       <w:tab/>
       <w:tab/>
-      <w:t>2026-06-02</w:t>
+      <w:t>2026-06-03</w:t>
       <w:br/>
       <w:br/>
     </w:r>

--- a/tillsyn/A 45279-2025 tillsynsbegäran.docx
+++ b/tillsyn/A 45279-2025 tillsynsbegäran.docx
@@ -393,7 +393,7 @@
     <w:r>
       <w:tab/>
       <w:tab/>
-      <w:t>2026-06-03</w:t>
+      <w:t>2026-06-04</w:t>
       <w:br/>
       <w:br/>
     </w:r>

--- a/tillsyn/A 45279-2025 tillsynsbegäran.docx
+++ b/tillsyn/A 45279-2025 tillsynsbegäran.docx
@@ -393,7 +393,7 @@
     <w:r>
       <w:tab/>
       <w:tab/>
-      <w:t>2026-06-04</w:t>
+      <w:t>2026-06-05</w:t>
       <w:br/>
       <w:br/>
     </w:r>

--- a/tillsyn/A 45279-2025 tillsynsbegäran.docx
+++ b/tillsyn/A 45279-2025 tillsynsbegäran.docx
@@ -393,7 +393,7 @@
     <w:r>
       <w:tab/>
       <w:tab/>
-      <w:t>2026-06-05</w:t>
+      <w:t>2026-06-06</w:t>
       <w:br/>
       <w:br/>
     </w:r>

--- a/tillsyn/A 45279-2025 tillsynsbegäran.docx
+++ b/tillsyn/A 45279-2025 tillsynsbegäran.docx
@@ -393,7 +393,7 @@
     <w:r>
       <w:tab/>
       <w:tab/>
-      <w:t>2026-06-06</w:t>
+      <w:t>2026-06-07</w:t>
       <w:br/>
       <w:br/>
     </w:r>

--- a/tillsyn/A 45279-2025 tillsynsbegäran.docx
+++ b/tillsyn/A 45279-2025 tillsynsbegäran.docx
@@ -393,7 +393,7 @@
     <w:r>
       <w:tab/>
       <w:tab/>
-      <w:t>2026-06-07</w:t>
+      <w:t>2026-06-08</w:t>
       <w:br/>
       <w:br/>
     </w:r>
